--- a/public/docx/机制动态/20250307-机制动态：“重大灾害无人机应急合作机制”2025年考核和增补工作圆满完成.docx
+++ b/public/docx/机制动态/20250307-机制动态：“重大灾害无人机应急合作机制”2025年考核和增补工作圆满完成.docx
@@ -1,6 +1,6 @@
 
 <file path=word/document.xml><?xml version="1.0" encoding="utf-8"?>
-<w:document xmlns:wpc="http://schemas.microsoft.com/office/word/2010/wordprocessingCanvas" xmlns:mc="http://schemas.openxmlformats.org/markup-compatibility/2006" xmlns:o="urn:schemas-microsoft-com:office:office" xmlns:r="http://schemas.openxmlformats.org/officeDocument/2006/relationships" xmlns:m="http://schemas.openxmlformats.org/officeDocument/2006/math" xmlns:v="urn:schemas-microsoft-com:vml" xmlns:wp14="http://schemas.microsoft.com/office/word/2010/wordprocessingDrawing" xmlns:wp="http://schemas.openxmlformats.org/drawingml/2006/wordprocessingDrawing" xmlns:w10="urn:schemas-microsoft-com:office:word" xmlns:w="http://schemas.openxmlformats.org/wordprocessingml/2006/main" xmlns:w14="http://schemas.microsoft.com/office/word/2010/wordml" xmlns:w15="http://schemas.microsoft.com/office/word/2012/wordml" xmlns:wpg="http://schemas.microsoft.com/office/word/2010/wordprocessingGroup" xmlns:wpi="http://schemas.microsoft.com/office/word/2010/wordprocessingInk" xmlns:wne="http://schemas.microsoft.com/office/word/2006/wordml" xmlns:wps="http://schemas.microsoft.com/office/word/2010/wordprocessingShape" mc:Ignorable="w14 w15 wp14">
+<w:document xmlns:wpc="http://schemas.microsoft.com/office/word/2010/wordprocessingCanvas" xmlns:cx="http://schemas.microsoft.com/office/drawing/2014/chartex" xmlns:cx1="http://schemas.microsoft.com/office/drawing/2015/9/8/chartex" xmlns:cx2="http://schemas.microsoft.com/office/drawing/2015/10/21/chartex" xmlns:cx3="http://schemas.microsoft.com/office/drawing/2016/5/9/chartex" xmlns:cx4="http://schemas.microsoft.com/office/drawing/2016/5/10/chartex" xmlns:cx5="http://schemas.microsoft.com/office/drawing/2016/5/11/chartex" xmlns:cx6="http://schemas.microsoft.com/office/drawing/2016/5/12/chartex" xmlns:cx7="http://schemas.microsoft.com/office/drawing/2016/5/13/chartex" xmlns:cx8="http://schemas.microsoft.com/office/drawing/2016/5/14/chartex" xmlns:mc="http://schemas.openxmlformats.org/markup-compatibility/2006" xmlns:aink="http://schemas.microsoft.com/office/drawing/2016/ink" xmlns:am3d="http://schemas.microsoft.com/office/drawing/2017/model3d" xmlns:o="urn:schemas-microsoft-com:office:office" xmlns:oel="http://schemas.microsoft.com/office/2019/extlst" xmlns:r="http://schemas.openxmlformats.org/officeDocument/2006/relationships" xmlns:m="http://schemas.openxmlformats.org/officeDocument/2006/math" xmlns:v="urn:schemas-microsoft-com:vml" xmlns:wp14="http://schemas.microsoft.com/office/word/2010/wordprocessingDrawing" xmlns:wp="http://schemas.openxmlformats.org/drawingml/2006/wordprocessingDrawing" xmlns:w10="urn:schemas-microsoft-com:office:word" xmlns:w="http://schemas.openxmlformats.org/wordprocessingml/2006/main" xmlns:w14="http://schemas.microsoft.com/office/word/2010/wordml" xmlns:w15="http://schemas.microsoft.com/office/word/2012/wordml" xmlns:w16cex="http://schemas.microsoft.com/office/word/2018/wordml/cex" xmlns:w16cid="http://schemas.microsoft.com/office/word/2016/wordml/cid" xmlns:w16="http://schemas.microsoft.com/office/word/2018/wordml" xmlns:w16du="http://schemas.microsoft.com/office/word/2023/wordml/word16du" xmlns:w16sdtdh="http://schemas.microsoft.com/office/word/2020/wordml/sdtdatahash" xmlns:w16sdtfl="http://schemas.microsoft.com/office/word/2024/wordml/sdtformatlock" xmlns:w16se="http://schemas.microsoft.com/office/word/2015/wordml/symex" xmlns:wpg="http://schemas.microsoft.com/office/word/2010/wordprocessingGroup" xmlns:wpi="http://schemas.microsoft.com/office/word/2010/wordprocessingInk" xmlns:wne="http://schemas.microsoft.com/office/word/2006/wordml" xmlns:wps="http://schemas.microsoft.com/office/word/2010/wordprocessingShape" mc:Ignorable="w14 w15 w16se w16cid w16 w16cex w16sdtdh w16sdtfl w16du wp14">
   <w:body>
     <w:p>
       <w:pPr>
@@ -9,13 +9,12 @@
         <w:spacing w:before="0" w:beforeAutospacing="0" w:after="0" w:afterAutospacing="0"/>
         <w:jc w:val="center"/>
         <w:rPr>
-          <w:rFonts w:ascii="微软雅黑" w:eastAsia="微软雅黑" w:hAnsi="微软雅黑"/>
+          <w:rFonts w:ascii="微软雅黑" w:eastAsia="微软雅黑" w:hAnsi="微软雅黑" w:hint="eastAsia"/>
           <w:color w:val="2C2C36"/>
           <w:sz w:val="23"/>
           <w:szCs w:val="23"/>
         </w:rPr>
       </w:pPr>
-      <w:bookmarkStart w:id="0" w:name="_GoBack"/>
       <w:r>
         <w:rPr>
           <w:rStyle w:val="a4"/>
@@ -66,13 +65,12 @@
         </w:rPr>
         <w:t>完成</w:t>
       </w:r>
-      <w:bookmarkEnd w:id="0"/>
     </w:p>
     <w:p>
       <w:pPr>
         <w:snapToGrid w:val="0"/>
         <w:spacing w:line="360" w:lineRule="auto"/>
-        <w:ind w:firstLineChars="200" w:firstLine="482"/>
+        <w:ind w:firstLineChars="200" w:firstLine="480"/>
         <w:rPr>
           <w:rFonts w:ascii="Times New Roman" w:eastAsia="方正仿宋_GBK" w:hAnsi="Times New Roman" w:cs="Times New Roman"/>
           <w:b/>
@@ -86,7 +84,7 @@
       <w:pPr>
         <w:snapToGrid w:val="0"/>
         <w:spacing w:line="360" w:lineRule="auto"/>
-        <w:ind w:firstLineChars="200" w:firstLine="482"/>
+        <w:ind w:firstLineChars="200" w:firstLine="480"/>
         <w:rPr>
           <w:rFonts w:ascii="Times New Roman" w:eastAsia="方正仿宋_GBK" w:hAnsi="Times New Roman" w:cs="Times New Roman"/>
           <w:sz w:val="24"/>
@@ -157,7 +155,47 @@
           <w:szCs w:val="36"/>
           <w:lang w:bidi="ar"/>
         </w:rPr>
-        <w:t>年初，应急管理部国家减灾中心携手“重大灾害无人机应急合作机制”成员单位，联合大疆应急联盟、飞马等行业无人机单位，开展了机制到期单位考核和合作单位增补工作，并于</w:t>
+        <w:t>年初，应急管理</w:t>
+      </w:r>
+      <w:proofErr w:type="gramStart"/>
+      <w:r>
+        <w:rPr>
+          <w:rFonts w:ascii="Times New Roman" w:eastAsia="方正仿宋_GBK" w:hAnsi="Times New Roman" w:cs="Times New Roman" w:hint="eastAsia"/>
+          <w:sz w:val="24"/>
+          <w:szCs w:val="36"/>
+          <w:lang w:bidi="ar"/>
+        </w:rPr>
+        <w:t>部国家</w:t>
+      </w:r>
+      <w:proofErr w:type="gramEnd"/>
+      <w:r>
+        <w:rPr>
+          <w:rFonts w:ascii="Times New Roman" w:eastAsia="方正仿宋_GBK" w:hAnsi="Times New Roman" w:cs="Times New Roman" w:hint="eastAsia"/>
+          <w:sz w:val="24"/>
+          <w:szCs w:val="36"/>
+          <w:lang w:bidi="ar"/>
+        </w:rPr>
+        <w:t>减灾中心携手“重大灾害无人机应急合作机制”成员单位，</w:t>
+      </w:r>
+      <w:proofErr w:type="gramStart"/>
+      <w:r>
+        <w:rPr>
+          <w:rFonts w:ascii="Times New Roman" w:eastAsia="方正仿宋_GBK" w:hAnsi="Times New Roman" w:cs="Times New Roman" w:hint="eastAsia"/>
+          <w:sz w:val="24"/>
+          <w:szCs w:val="36"/>
+          <w:lang w:bidi="ar"/>
+        </w:rPr>
+        <w:t>联合大疆应急</w:t>
+      </w:r>
+      <w:proofErr w:type="gramEnd"/>
+      <w:r>
+        <w:rPr>
+          <w:rFonts w:ascii="Times New Roman" w:eastAsia="方正仿宋_GBK" w:hAnsi="Times New Roman" w:cs="Times New Roman" w:hint="eastAsia"/>
+          <w:sz w:val="24"/>
+          <w:szCs w:val="36"/>
+          <w:lang w:bidi="ar"/>
+        </w:rPr>
+        <w:t>联盟、飞马等行业无人机单位，开展了机制到期单位考核和合作单位增补工作，并于</w:t>
       </w:r>
       <w:r>
         <w:rPr>
@@ -254,7 +292,7 @@
       <w:pPr>
         <w:snapToGrid w:val="0"/>
         <w:spacing w:line="360" w:lineRule="auto"/>
-        <w:ind w:firstLineChars="200" w:firstLine="482"/>
+        <w:ind w:firstLineChars="200" w:firstLine="480"/>
         <w:rPr>
           <w:rFonts w:ascii="Times New Roman" w:eastAsia="方正仿宋_GBK" w:hAnsi="Times New Roman" w:cs="Times New Roman"/>
           <w:sz w:val="24"/>
@@ -270,8 +308,20 @@
           <w:szCs w:val="36"/>
           <w:lang w:bidi="ar"/>
         </w:rPr>
-        <w:t>壮大规模，织密网络</w:t>
-      </w:r>
+        <w:t>壮大规模，</w:t>
+      </w:r>
+      <w:proofErr w:type="gramStart"/>
+      <w:r>
+        <w:rPr>
+          <w:rFonts w:ascii="Times New Roman" w:eastAsia="方正仿宋_GBK" w:hAnsi="Times New Roman" w:cs="Times New Roman" w:hint="eastAsia"/>
+          <w:b/>
+          <w:sz w:val="24"/>
+          <w:szCs w:val="36"/>
+          <w:lang w:bidi="ar"/>
+        </w:rPr>
+        <w:t>织密网络</w:t>
+      </w:r>
+      <w:proofErr w:type="gramEnd"/>
       <w:r>
         <w:rPr>
           <w:rFonts w:ascii="Times New Roman" w:eastAsia="方正仿宋_GBK" w:hAnsi="Times New Roman" w:cs="Times New Roman" w:hint="eastAsia"/>
@@ -341,7 +391,7 @@
       <w:pPr>
         <w:snapToGrid w:val="0"/>
         <w:spacing w:line="360" w:lineRule="auto"/>
-        <w:ind w:firstLineChars="200" w:firstLine="482"/>
+        <w:ind w:firstLineChars="200" w:firstLine="480"/>
         <w:rPr>
           <w:rFonts w:ascii="Times New Roman" w:eastAsia="方正仿宋_GBK" w:hAnsi="Times New Roman" w:cs="Times New Roman"/>
           <w:sz w:val="24"/>
@@ -382,7 +432,7 @@
       <w:pPr>
         <w:snapToGrid w:val="0"/>
         <w:spacing w:line="360" w:lineRule="auto"/>
-        <w:ind w:firstLineChars="200" w:firstLine="482"/>
+        <w:ind w:firstLineChars="200" w:firstLine="480"/>
         <w:rPr>
           <w:rFonts w:ascii="Times New Roman" w:eastAsia="方正仿宋_GBK" w:hAnsi="Times New Roman" w:cs="Times New Roman"/>
           <w:b/>
@@ -406,6 +456,7 @@
       <w:pPr>
         <w:snapToGrid w:val="0"/>
         <w:spacing w:line="360" w:lineRule="auto"/>
+        <w:jc w:val="center"/>
         <w:rPr>
           <w:rFonts w:ascii="Times New Roman" w:eastAsia="方正仿宋_GBK" w:hAnsi="Times New Roman" w:cs="Times New Roman"/>
           <w:sz w:val="24"/>
@@ -421,7 +472,7 @@
           <w:szCs w:val="36"/>
         </w:rPr>
         <w:drawing>
-          <wp:inline distT="0" distB="0" distL="0" distR="0" wp14:anchorId="3E3BF513" wp14:editId="1D35AAC1">
+          <wp:inline distT="0" distB="0" distL="0" distR="0" wp14:anchorId="65BCE5D4" wp14:editId="1AC9DDCB">
             <wp:extent cx="5257800" cy="2910840"/>
             <wp:effectExtent l="0" t="0" r="0" b="3810"/>
             <wp:docPr id="3" name="图片 3" descr="C:\Users\LLL\Documents\WeChat Files\wxid_8u01grvilzrr22\FileStorage\Temp\8aa10f015c169a5dac0911450bf6047.png"/>
@@ -474,6 +525,7 @@
       <w:pPr>
         <w:snapToGrid w:val="0"/>
         <w:spacing w:line="360" w:lineRule="auto"/>
+        <w:jc w:val="center"/>
         <w:rPr>
           <w:rFonts w:ascii="Times New Roman" w:eastAsia="方正仿宋_GBK" w:hAnsi="Times New Roman" w:cs="Times New Roman"/>
           <w:sz w:val="24"/>
@@ -490,7 +542,7 @@
         </w:rPr>
         <w:lastRenderedPageBreak/>
         <w:drawing>
-          <wp:inline distT="0" distB="0" distL="0" distR="0">
+          <wp:inline distT="0" distB="0" distL="0" distR="0" wp14:anchorId="4D4E7E2D" wp14:editId="574B5E7C">
             <wp:extent cx="5265420" cy="3939540"/>
             <wp:effectExtent l="0" t="0" r="0" b="3810"/>
             <wp:docPr id="2" name="图片 2" descr="C:\Users\LLL\Documents\WeChat Files\wxid_8u01grvilzrr22\FileStorage\Temp\9a2ff8f73ff3bd0f18769509122d062.png"/>
@@ -550,7 +602,7 @@
 </file>
 
 <file path=word/endnotes.xml><?xml version="1.0" encoding="utf-8"?>
-<w:endnotes xmlns:wpc="http://schemas.microsoft.com/office/word/2010/wordprocessingCanvas" xmlns:mc="http://schemas.openxmlformats.org/markup-compatibility/2006" xmlns:o="urn:schemas-microsoft-com:office:office" xmlns:r="http://schemas.openxmlformats.org/officeDocument/2006/relationships" xmlns:m="http://schemas.openxmlformats.org/officeDocument/2006/math" xmlns:v="urn:schemas-microsoft-com:vml" xmlns:wp14="http://schemas.microsoft.com/office/word/2010/wordprocessingDrawing" xmlns:wp="http://schemas.openxmlformats.org/drawingml/2006/wordprocessingDrawing" xmlns:w10="urn:schemas-microsoft-com:office:word" xmlns:w="http://schemas.openxmlformats.org/wordprocessingml/2006/main" xmlns:w14="http://schemas.microsoft.com/office/word/2010/wordml" xmlns:w15="http://schemas.microsoft.com/office/word/2012/wordml" xmlns:wpg="http://schemas.microsoft.com/office/word/2010/wordprocessingGroup" xmlns:wpi="http://schemas.microsoft.com/office/word/2010/wordprocessingInk" xmlns:wne="http://schemas.microsoft.com/office/word/2006/wordml" xmlns:wps="http://schemas.microsoft.com/office/word/2010/wordprocessingShape" mc:Ignorable="w14 w15 wp14">
+<w:endnotes xmlns:wpc="http://schemas.microsoft.com/office/word/2010/wordprocessingCanvas" xmlns:cx="http://schemas.microsoft.com/office/drawing/2014/chartex" xmlns:cx1="http://schemas.microsoft.com/office/drawing/2015/9/8/chartex" xmlns:cx2="http://schemas.microsoft.com/office/drawing/2015/10/21/chartex" xmlns:cx3="http://schemas.microsoft.com/office/drawing/2016/5/9/chartex" xmlns:cx4="http://schemas.microsoft.com/office/drawing/2016/5/10/chartex" xmlns:cx5="http://schemas.microsoft.com/office/drawing/2016/5/11/chartex" xmlns:cx6="http://schemas.microsoft.com/office/drawing/2016/5/12/chartex" xmlns:cx7="http://schemas.microsoft.com/office/drawing/2016/5/13/chartex" xmlns:cx8="http://schemas.microsoft.com/office/drawing/2016/5/14/chartex" xmlns:mc="http://schemas.openxmlformats.org/markup-compatibility/2006" xmlns:aink="http://schemas.microsoft.com/office/drawing/2016/ink" xmlns:am3d="http://schemas.microsoft.com/office/drawing/2017/model3d" xmlns:o="urn:schemas-microsoft-com:office:office" xmlns:oel="http://schemas.microsoft.com/office/2019/extlst" xmlns:r="http://schemas.openxmlformats.org/officeDocument/2006/relationships" xmlns:m="http://schemas.openxmlformats.org/officeDocument/2006/math" xmlns:v="urn:schemas-microsoft-com:vml" xmlns:wp14="http://schemas.microsoft.com/office/word/2010/wordprocessingDrawing" xmlns:wp="http://schemas.openxmlformats.org/drawingml/2006/wordprocessingDrawing" xmlns:w10="urn:schemas-microsoft-com:office:word" xmlns:w="http://schemas.openxmlformats.org/wordprocessingml/2006/main" xmlns:w14="http://schemas.microsoft.com/office/word/2010/wordml" xmlns:w15="http://schemas.microsoft.com/office/word/2012/wordml" xmlns:w16cex="http://schemas.microsoft.com/office/word/2018/wordml/cex" xmlns:w16cid="http://schemas.microsoft.com/office/word/2016/wordml/cid" xmlns:w16="http://schemas.microsoft.com/office/word/2018/wordml" xmlns:w16du="http://schemas.microsoft.com/office/word/2023/wordml/word16du" xmlns:w16sdtdh="http://schemas.microsoft.com/office/word/2020/wordml/sdtdatahash" xmlns:w16sdtfl="http://schemas.microsoft.com/office/word/2024/wordml/sdtformatlock" xmlns:w16se="http://schemas.microsoft.com/office/word/2015/wordml/symex" xmlns:wpg="http://schemas.microsoft.com/office/word/2010/wordprocessingGroup" xmlns:wpi="http://schemas.microsoft.com/office/word/2010/wordprocessingInk" xmlns:wne="http://schemas.microsoft.com/office/word/2006/wordml" xmlns:wps="http://schemas.microsoft.com/office/word/2010/wordprocessingShape" mc:Ignorable="w14 w15 w16se w16cid w16 w16cex w16sdtdh w16sdtfl w16du wp14">
   <w:endnote w:type="separator" w:id="-1">
     <w:p>
       <w:r>
@@ -569,7 +621,7 @@
 </file>
 
 <file path=word/footnotes.xml><?xml version="1.0" encoding="utf-8"?>
-<w:footnotes xmlns:wpc="http://schemas.microsoft.com/office/word/2010/wordprocessingCanvas" xmlns:mc="http://schemas.openxmlformats.org/markup-compatibility/2006" xmlns:o="urn:schemas-microsoft-com:office:office" xmlns:r="http://schemas.openxmlformats.org/officeDocument/2006/relationships" xmlns:m="http://schemas.openxmlformats.org/officeDocument/2006/math" xmlns:v="urn:schemas-microsoft-com:vml" xmlns:wp14="http://schemas.microsoft.com/office/word/2010/wordprocessingDrawing" xmlns:wp="http://schemas.openxmlformats.org/drawingml/2006/wordprocessingDrawing" xmlns:w10="urn:schemas-microsoft-com:office:word" xmlns:w="http://schemas.openxmlformats.org/wordprocessingml/2006/main" xmlns:w14="http://schemas.microsoft.com/office/word/2010/wordml" xmlns:w15="http://schemas.microsoft.com/office/word/2012/wordml" xmlns:wpg="http://schemas.microsoft.com/office/word/2010/wordprocessingGroup" xmlns:wpi="http://schemas.microsoft.com/office/word/2010/wordprocessingInk" xmlns:wne="http://schemas.microsoft.com/office/word/2006/wordml" xmlns:wps="http://schemas.microsoft.com/office/word/2010/wordprocessingShape" mc:Ignorable="w14 w15 wp14">
+<w:footnotes xmlns:wpc="http://schemas.microsoft.com/office/word/2010/wordprocessingCanvas" xmlns:cx="http://schemas.microsoft.com/office/drawing/2014/chartex" xmlns:cx1="http://schemas.microsoft.com/office/drawing/2015/9/8/chartex" xmlns:cx2="http://schemas.microsoft.com/office/drawing/2015/10/21/chartex" xmlns:cx3="http://schemas.microsoft.com/office/drawing/2016/5/9/chartex" xmlns:cx4="http://schemas.microsoft.com/office/drawing/2016/5/10/chartex" xmlns:cx5="http://schemas.microsoft.com/office/drawing/2016/5/11/chartex" xmlns:cx6="http://schemas.microsoft.com/office/drawing/2016/5/12/chartex" xmlns:cx7="http://schemas.microsoft.com/office/drawing/2016/5/13/chartex" xmlns:cx8="http://schemas.microsoft.com/office/drawing/2016/5/14/chartex" xmlns:mc="http://schemas.openxmlformats.org/markup-compatibility/2006" xmlns:aink="http://schemas.microsoft.com/office/drawing/2016/ink" xmlns:am3d="http://schemas.microsoft.com/office/drawing/2017/model3d" xmlns:o="urn:schemas-microsoft-com:office:office" xmlns:oel="http://schemas.microsoft.com/office/2019/extlst" xmlns:r="http://schemas.openxmlformats.org/officeDocument/2006/relationships" xmlns:m="http://schemas.openxmlformats.org/officeDocument/2006/math" xmlns:v="urn:schemas-microsoft-com:vml" xmlns:wp14="http://schemas.microsoft.com/office/word/2010/wordprocessingDrawing" xmlns:wp="http://schemas.openxmlformats.org/drawingml/2006/wordprocessingDrawing" xmlns:w10="urn:schemas-microsoft-com:office:word" xmlns:w="http://schemas.openxmlformats.org/wordprocessingml/2006/main" xmlns:w14="http://schemas.microsoft.com/office/word/2010/wordml" xmlns:w15="http://schemas.microsoft.com/office/word/2012/wordml" xmlns:w16cex="http://schemas.microsoft.com/office/word/2018/wordml/cex" xmlns:w16cid="http://schemas.microsoft.com/office/word/2016/wordml/cid" xmlns:w16="http://schemas.microsoft.com/office/word/2018/wordml" xmlns:w16du="http://schemas.microsoft.com/office/word/2023/wordml/word16du" xmlns:w16sdtdh="http://schemas.microsoft.com/office/word/2020/wordml/sdtdatahash" xmlns:w16sdtfl="http://schemas.microsoft.com/office/word/2024/wordml/sdtformatlock" xmlns:w16se="http://schemas.microsoft.com/office/word/2015/wordml/symex" xmlns:wpg="http://schemas.microsoft.com/office/word/2010/wordprocessingGroup" xmlns:wpi="http://schemas.microsoft.com/office/word/2010/wordprocessingInk" xmlns:wne="http://schemas.microsoft.com/office/word/2006/wordml" xmlns:wps="http://schemas.microsoft.com/office/word/2010/wordprocessingShape" mc:Ignorable="w14 w15 w16se w16cid w16 w16cex w16sdtdh w16sdtfl w16du wp14">
   <w:footnote w:type="separator" w:id="-1">
     <w:p>
       <w:r>
@@ -588,7 +640,7 @@
 </file>
 
 <file path=word/styles.xml><?xml version="1.0" encoding="utf-8"?>
-<w:styles xmlns:mc="http://schemas.openxmlformats.org/markup-compatibility/2006" xmlns:r="http://schemas.openxmlformats.org/officeDocument/2006/relationships" xmlns:w="http://schemas.openxmlformats.org/wordprocessingml/2006/main" xmlns:w14="http://schemas.microsoft.com/office/word/2010/wordml" xmlns:w15="http://schemas.microsoft.com/office/word/2012/wordml" mc:Ignorable="w14 w15">
+<w:styles xmlns:mc="http://schemas.openxmlformats.org/markup-compatibility/2006" xmlns:r="http://schemas.openxmlformats.org/officeDocument/2006/relationships" xmlns:w="http://schemas.openxmlformats.org/wordprocessingml/2006/main" xmlns:w14="http://schemas.microsoft.com/office/word/2010/wordml" xmlns:w15="http://schemas.microsoft.com/office/word/2012/wordml" xmlns:w16cex="http://schemas.microsoft.com/office/word/2018/wordml/cex" xmlns:w16cid="http://schemas.microsoft.com/office/word/2016/wordml/cid" xmlns:w16="http://schemas.microsoft.com/office/word/2018/wordml" xmlns:w16du="http://schemas.microsoft.com/office/word/2023/wordml/word16du" xmlns:w16sdtdh="http://schemas.microsoft.com/office/word/2020/wordml/sdtdatahash" xmlns:w16sdtfl="http://schemas.microsoft.com/office/word/2024/wordml/sdtformatlock" xmlns:w16se="http://schemas.microsoft.com/office/word/2015/wordml/symex" mc:Ignorable="w14 w15 w16se w16cid w16 w16cex w16sdtdh w16sdtfl w16du">
   <w:docDefaults>
     <w:rPrDefault>
       <w:rPr>
@@ -601,7 +653,7 @@
     </w:rPrDefault>
     <w:pPrDefault/>
   </w:docDefaults>
-  <w:latentStyles w:defLockedState="0" w:defUIPriority="99" w:defSemiHidden="0" w:defUnhideWhenUsed="0" w:defQFormat="0" w:count="371">
+  <w:latentStyles w:defLockedState="0" w:defUIPriority="99" w:defSemiHidden="0" w:defUnhideWhenUsed="0" w:defQFormat="0" w:count="376">
     <w:lsdException w:name="Normal" w:uiPriority="0" w:qFormat="1"/>
     <w:lsdException w:name="heading 1" w:uiPriority="9" w:qFormat="1"/>
     <w:lsdException w:name="heading 2" w:semiHidden="1" w:uiPriority="9" w:unhideWhenUsed="1" w:qFormat="1"/>
@@ -973,6 +1025,11 @@
     <w:lsdException w:name="List Table 5 Dark Accent 6" w:uiPriority="50"/>
     <w:lsdException w:name="List Table 6 Colorful Accent 6" w:uiPriority="51"/>
     <w:lsdException w:name="List Table 7 Colorful Accent 6" w:uiPriority="52"/>
+    <w:lsdException w:name="Mention" w:semiHidden="1" w:unhideWhenUsed="1"/>
+    <w:lsdException w:name="Smart Hyperlink" w:semiHidden="1" w:unhideWhenUsed="1"/>
+    <w:lsdException w:name="Hashtag" w:semiHidden="1" w:unhideWhenUsed="1"/>
+    <w:lsdException w:name="Unresolved Mention" w:semiHidden="1" w:unhideWhenUsed="1"/>
+    <w:lsdException w:name="Smart Link" w:semiHidden="1" w:unhideWhenUsed="1"/>
   </w:latentStyles>
   <w:style w:type="paragraph" w:default="1" w:styleId="a">
     <w:name w:val="Normal"/>
@@ -1042,7 +1099,7 @@
   <w:style w:type="paragraph" w:styleId="a5">
     <w:name w:val="header"/>
     <w:basedOn w:val="a"/>
-    <w:link w:val="Char"/>
+    <w:link w:val="a6"/>
     <w:uiPriority w:val="99"/>
     <w:unhideWhenUsed/>
     <w:rsid w:val="001D435A"/>
@@ -1062,8 +1119,8 @@
       <w:szCs w:val="18"/>
     </w:rPr>
   </w:style>
-  <w:style w:type="character" w:customStyle="1" w:styleId="Char">
-    <w:name w:val="页眉 Char"/>
+  <w:style w:type="character" w:customStyle="1" w:styleId="a6">
+    <w:name w:val="页眉 字符"/>
     <w:basedOn w:val="a0"/>
     <w:link w:val="a5"/>
     <w:uiPriority w:val="99"/>
@@ -1073,10 +1130,10 @@
       <w:szCs w:val="18"/>
     </w:rPr>
   </w:style>
-  <w:style w:type="paragraph" w:styleId="a6">
+  <w:style w:type="paragraph" w:styleId="a7">
     <w:name w:val="footer"/>
     <w:basedOn w:val="a"/>
-    <w:link w:val="Char0"/>
+    <w:link w:val="a8"/>
     <w:uiPriority w:val="99"/>
     <w:unhideWhenUsed/>
     <w:rsid w:val="001D435A"/>
@@ -1093,10 +1150,10 @@
       <w:szCs w:val="18"/>
     </w:rPr>
   </w:style>
-  <w:style w:type="character" w:customStyle="1" w:styleId="Char0">
-    <w:name w:val="页脚 Char"/>
+  <w:style w:type="character" w:customStyle="1" w:styleId="a8">
+    <w:name w:val="页脚 字符"/>
     <w:basedOn w:val="a0"/>
-    <w:link w:val="a6"/>
+    <w:link w:val="a7"/>
     <w:uiPriority w:val="99"/>
     <w:rsid w:val="001D435A"/>
     <w:rPr>
@@ -1104,10 +1161,10 @@
       <w:szCs w:val="18"/>
     </w:rPr>
   </w:style>
-  <w:style w:type="paragraph" w:styleId="a7">
+  <w:style w:type="paragraph" w:styleId="a9">
     <w:name w:val="Balloon Text"/>
     <w:basedOn w:val="a"/>
-    <w:link w:val="Char1"/>
+    <w:link w:val="aa"/>
     <w:uiPriority w:val="99"/>
     <w:semiHidden/>
     <w:unhideWhenUsed/>
@@ -1117,10 +1174,10 @@
       <w:szCs w:val="18"/>
     </w:rPr>
   </w:style>
-  <w:style w:type="character" w:customStyle="1" w:styleId="Char1">
-    <w:name w:val="批注框文本 Char"/>
+  <w:style w:type="character" w:customStyle="1" w:styleId="aa">
+    <w:name w:val="批注框文本 字符"/>
     <w:basedOn w:val="a0"/>
-    <w:link w:val="a7"/>
+    <w:link w:val="a9"/>
     <w:uiPriority w:val="99"/>
     <w:semiHidden/>
     <w:rsid w:val="00947DA4"/>

--- a/public/docx/机制动态/20250307-机制动态：“重大灾害无人机应急合作机制”2025年考核和增补工作圆满完成.docx
+++ b/public/docx/机制动态/20250307-机制动态：“重大灾害无人机应急合作机制”2025年考核和增补工作圆满完成.docx
@@ -11,8 +11,8 @@
         <w:rPr>
           <w:rFonts w:ascii="微软雅黑" w:eastAsia="微软雅黑" w:hAnsi="微软雅黑" w:hint="eastAsia"/>
           <w:color w:val="2C2C36"/>
-          <w:sz w:val="23"/>
-          <w:szCs w:val="23"/>
+          <w:sz w:val="44"/>
+          <w:szCs w:val="44"/>
         </w:rPr>
       </w:pPr>
       <w:r>
@@ -20,8 +20,8 @@
           <w:rStyle w:val="a4"/>
           <w:rFonts w:ascii="微软雅黑" w:eastAsia="微软雅黑" w:hAnsi="微软雅黑" w:hint="eastAsia"/>
           <w:color w:val="2C2C36"/>
-          <w:sz w:val="23"/>
-          <w:szCs w:val="23"/>
+          <w:sz w:val="44"/>
+          <w:szCs w:val="44"/>
         </w:rPr>
         <w:t>“重大灾害无人机应急合作机制”2</w:t>
       </w:r>
@@ -30,8 +30,8 @@
           <w:rStyle w:val="a4"/>
           <w:rFonts w:ascii="微软雅黑" w:eastAsia="微软雅黑" w:hAnsi="微软雅黑"/>
           <w:color w:val="2C2C36"/>
-          <w:sz w:val="23"/>
-          <w:szCs w:val="23"/>
+          <w:sz w:val="44"/>
+          <w:szCs w:val="44"/>
         </w:rPr>
         <w:t>025</w:t>
       </w:r>
@@ -40,8 +40,8 @@
           <w:rStyle w:val="a4"/>
           <w:rFonts w:ascii="微软雅黑" w:eastAsia="微软雅黑" w:hAnsi="微软雅黑"/>
           <w:color w:val="2C2C36"/>
-          <w:sz w:val="23"/>
-          <w:szCs w:val="23"/>
+          <w:sz w:val="44"/>
+          <w:szCs w:val="44"/>
         </w:rPr>
         <w:t>年</w:t>
       </w:r>
@@ -50,8 +50,8 @@
           <w:rStyle w:val="a4"/>
           <w:rFonts w:ascii="微软雅黑" w:eastAsia="微软雅黑" w:hAnsi="微软雅黑" w:hint="eastAsia"/>
           <w:color w:val="2C2C36"/>
-          <w:sz w:val="23"/>
-          <w:szCs w:val="23"/>
+          <w:sz w:val="44"/>
+          <w:szCs w:val="44"/>
         </w:rPr>
         <w:t>考核和增补工作圆满</w:t>
       </w:r>
@@ -60,8 +60,8 @@
           <w:rStyle w:val="a4"/>
           <w:rFonts w:ascii="微软雅黑" w:eastAsia="微软雅黑" w:hAnsi="微软雅黑" w:hint="eastAsia"/>
           <w:color w:val="2C2C36"/>
-          <w:sz w:val="23"/>
-          <w:szCs w:val="23"/>
+          <w:sz w:val="44"/>
+          <w:szCs w:val="44"/>
         </w:rPr>
         <w:t>完成</w:t>
       </w:r>
@@ -471,6 +471,7 @@
           <w:sz w:val="24"/>
           <w:szCs w:val="36"/>
         </w:rPr>
+        <w:lastRenderedPageBreak/>
         <w:drawing>
           <wp:inline distT="0" distB="0" distL="0" distR="0" wp14:anchorId="65BCE5D4" wp14:editId="1AC9DDCB">
             <wp:extent cx="5257800" cy="2910840"/>
@@ -540,7 +541,6 @@
           <w:sz w:val="24"/>
           <w:szCs w:val="36"/>
         </w:rPr>
-        <w:lastRenderedPageBreak/>
         <w:drawing>
           <wp:inline distT="0" distB="0" distL="0" distR="0" wp14:anchorId="4D4E7E2D" wp14:editId="574B5E7C">
             <wp:extent cx="5265420" cy="3939540"/>
